--- a/LAB_1/Final_Network_Implementation_Report.docx
+++ b/LAB_1/Final_Network_Implementation_Report.docx
@@ -62,6 +62,11 @@
           <w:bottom w:val="single" w:sz="8" w:space="4" w:color="1F4E79"/>
         </w:pBdr>
         <w:spacing w:before="400" w:after="200"/>
+        <w:rPr>
+          <w:b/>
+          <w:bCs/>
+          <w:color w:val="1F4E79"/>
+        </w:rPr>
       </w:pPr>
       <w:r>
         <w:rPr>
@@ -106,12 +111,92 @@
           </wp:inline>
         </w:drawing>
       </w:r>
-      <w:r>
+    </w:p>
+    <w:p>
+      <w:pPr>
+        <w:pStyle w:val="Heading1"/>
+        <w:pBdr>
+          <w:bottom w:val="single" w:sz="8" w:space="4" w:color="1F4E79"/>
+        </w:pBdr>
+        <w:spacing w:before="400" w:after="200"/>
         <w:rPr>
           <w:b/>
           <w:bCs/>
           <w:color w:val="1F4E79"/>
         </w:rPr>
+      </w:pPr>
+      <w:r>
+        <w:rPr>
+          <w:b/>
+          <w:bCs/>
+          <w:color w:val="1F4E79"/>
+        </w:rPr>
+        <w:drawing>
+          <wp:inline distT="0" distB="0" distL="0" distR="0" wp14:anchorId="0F98F25F" wp14:editId="69FE6F37">
+            <wp:extent cx="6400800" cy="3084195"/>
+            <wp:effectExtent l="0" t="0" r="0" b="1905"/>
+            <wp:docPr id="1022674554" name="Picture 1"/>
+            <wp:cNvGraphicFramePr>
+              <a:graphicFrameLocks xmlns:a="http://schemas.openxmlformats.org/drawingml/2006/main" noChangeAspect="1"/>
+            </wp:cNvGraphicFramePr>
+            <a:graphic xmlns:a="http://schemas.openxmlformats.org/drawingml/2006/main">
+              <a:graphicData uri="http://schemas.openxmlformats.org/drawingml/2006/picture">
+                <pic:pic xmlns:pic="http://schemas.openxmlformats.org/drawingml/2006/picture">
+                  <pic:nvPicPr>
+                    <pic:cNvPr id="1022674554" name=""/>
+                    <pic:cNvPicPr/>
+                  </pic:nvPicPr>
+                  <pic:blipFill>
+                    <a:blip r:embed="rId9"/>
+                    <a:stretch>
+                      <a:fillRect/>
+                    </a:stretch>
+                  </pic:blipFill>
+                  <pic:spPr>
+                    <a:xfrm>
+                      <a:off x="0" y="0"/>
+                      <a:ext cx="6400800" cy="3084195"/>
+                    </a:xfrm>
+                    <a:prstGeom prst="rect">
+                      <a:avLst/>
+                    </a:prstGeom>
+                  </pic:spPr>
+                </pic:pic>
+              </a:graphicData>
+            </a:graphic>
+          </wp:inline>
+        </w:drawing>
+      </w:r>
+    </w:p>
+    <w:p>
+      <w:pPr>
+        <w:pStyle w:val="Heading1"/>
+        <w:pBdr>
+          <w:bottom w:val="single" w:sz="8" w:space="4" w:color="1F4E79"/>
+        </w:pBdr>
+        <w:spacing w:before="400" w:after="200"/>
+        <w:rPr>
+          <w:b/>
+          <w:bCs/>
+          <w:color w:val="1F4E79"/>
+        </w:rPr>
+      </w:pPr>
+    </w:p>
+    <w:p>
+      <w:pPr>
+        <w:pStyle w:val="Heading1"/>
+        <w:pBdr>
+          <w:bottom w:val="single" w:sz="8" w:space="4" w:color="1F4E79"/>
+        </w:pBdr>
+        <w:spacing w:before="400" w:after="200"/>
+      </w:pPr>
+      <w:r>
+        <w:rPr>
+          <w:b/>
+          <w:bCs/>
+          <w:color w:val="1F4E79"/>
+        </w:rPr>
+        <w:lastRenderedPageBreak/>
         <w:t>1. Introduction &amp; Lab Requirements</w:t>
       </w:r>
     </w:p>
@@ -317,7 +402,6 @@
         <w:spacing w:after="60"/>
       </w:pPr>
       <w:r>
-        <w:lastRenderedPageBreak/>
         <w:t>Rapid PVST+ for loop prevention and traffic path optimization.</w:t>
       </w:r>
     </w:p>
@@ -377,6 +461,7 @@
         <w:spacing w:after="120"/>
       </w:pPr>
       <w:r>
+        <w:lastRenderedPageBreak/>
         <w:drawing>
           <wp:inline distT="0" distB="0" distL="0" distR="0" wp14:anchorId="383DB417" wp14:editId="220BD1BD">
             <wp:extent cx="6400800" cy="4925060"/>
@@ -393,7 +478,7 @@
                     <pic:cNvPicPr/>
                   </pic:nvPicPr>
                   <pic:blipFill>
-                    <a:blip r:embed="rId9"/>
+                    <a:blip r:embed="rId10"/>
                     <a:stretch>
                       <a:fillRect/>
                     </a:stretch>
@@ -436,7 +521,7 @@
                     <pic:cNvPicPr/>
                   </pic:nvPicPr>
                   <pic:blipFill>
-                    <a:blip r:embed="rId10"/>
+                    <a:blip r:embed="rId11"/>
                     <a:stretch>
                       <a:fillRect/>
                     </a:stretch>
@@ -479,7 +564,7 @@
                     <pic:cNvPicPr/>
                   </pic:nvPicPr>
                   <pic:blipFill>
-                    <a:blip r:embed="rId11"/>
+                    <a:blip r:embed="rId12"/>
                     <a:stretch>
                       <a:fillRect/>
                     </a:stretch>
@@ -5518,15 +5603,63 @@
     <w:p>
       <w:pPr>
         <w:spacing w:after="120"/>
-      </w:pPr>
-      <w:r>
         <w:rPr>
           <w:i/>
           <w:iCs/>
           <w:sz w:val="20"/>
           <w:szCs w:val="20"/>
         </w:rPr>
+      </w:pPr>
+      <w:r>
+        <w:rPr>
+          <w:i/>
+          <w:iCs/>
+          <w:sz w:val="20"/>
+          <w:szCs w:val="20"/>
+        </w:rPr>
         <w:t>Perform the following tests from the Source PC Command Prompt (ping &lt;IP&gt;). Mark Pass or Fail in the final column.</w:t>
+      </w:r>
+    </w:p>
+    <w:p>
+      <w:pPr>
+        <w:spacing w:after="120"/>
+      </w:pPr>
+      <w:r>
+        <w:drawing>
+          <wp:inline distT="0" distB="0" distL="0" distR="0" wp14:anchorId="1AB81348" wp14:editId="7C54D60E">
+            <wp:extent cx="6400800" cy="2466975"/>
+            <wp:effectExtent l="0" t="0" r="0" b="9525"/>
+            <wp:docPr id="711214774" name="Picture 1"/>
+            <wp:cNvGraphicFramePr>
+              <a:graphicFrameLocks xmlns:a="http://schemas.openxmlformats.org/drawingml/2006/main" noChangeAspect="1"/>
+            </wp:cNvGraphicFramePr>
+            <a:graphic xmlns:a="http://schemas.openxmlformats.org/drawingml/2006/main">
+              <a:graphicData uri="http://schemas.openxmlformats.org/drawingml/2006/picture">
+                <pic:pic xmlns:pic="http://schemas.openxmlformats.org/drawingml/2006/picture">
+                  <pic:nvPicPr>
+                    <pic:cNvPr id="711214774" name=""/>
+                    <pic:cNvPicPr/>
+                  </pic:nvPicPr>
+                  <pic:blipFill>
+                    <a:blip r:embed="rId13"/>
+                    <a:stretch>
+                      <a:fillRect/>
+                    </a:stretch>
+                  </pic:blipFill>
+                  <pic:spPr>
+                    <a:xfrm>
+                      <a:off x="0" y="0"/>
+                      <a:ext cx="6400800" cy="2466975"/>
+                    </a:xfrm>
+                    <a:prstGeom prst="rect">
+                      <a:avLst/>
+                    </a:prstGeom>
+                  </pic:spPr>
+                </pic:pic>
+              </a:graphicData>
+            </a:graphic>
+          </wp:inline>
+        </w:drawing>
       </w:r>
     </w:p>
     <w:tbl>
@@ -13232,8 +13365,8 @@
       </w:pPr>
     </w:p>
     <w:sectPr>
-      <w:headerReference w:type="default" r:id="rId12"/>
-      <w:footerReference w:type="default" r:id="rId13"/>
+      <w:headerReference w:type="default" r:id="rId14"/>
+      <w:footerReference w:type="default" r:id="rId15"/>
       <w:pgSz w:w="12240" w:h="15840"/>
       <w:pgMar w:top="1080" w:right="1080" w:bottom="1080" w:left="1080" w:header="708" w:footer="708" w:gutter="0"/>
       <w:cols w:space="720"/>
